--- a/९.सम्पूर्ण फॅमिली शांति यंत्र Document.docx
+++ b/९.सम्पूर्ण फॅमिली शांति यंत्र Document.docx
@@ -46,6 +46,34 @@
     </w:p>
     <w:p>
       <w:pPr>
+        <w:spacing w:after="0"/>
+        <w:jc w:val="both"/>
+      </w:pPr>
+      <w:r>
+        <w:rPr>
+          <w:rFonts w:ascii="Mangal" w:hAnsi="Mangal" w:cs="Mangal" w:eastAsia="Mangal"/>
+          <w:b/>
+          <w:sz w:val="24"/>
+        </w:rPr>
+        <w:t>शीर्षक पाठ की व्यंग्यात्मकता को संक्षेप में स्पष्ट कीजिए</w:t>
+      </w:r>
+    </w:p>
+    <w:p>
+      <w:pPr>
+        <w:spacing w:after="0"/>
+        <w:jc w:val="both"/>
+      </w:pPr>
+      <w:r>
+        <w:rPr>
+          <w:rFonts w:ascii="Mangal" w:hAnsi="Mangal" w:cs="Mangal" w:eastAsia="Mangal"/>
+          <w:b w:val="0"/>
+          <w:sz w:val="24"/>
+        </w:rPr>
+        <w:t>घर के सदस्यों को मोबाइल देने से घर में शांति आने का दावा लेखक जानबूझकर उलटबाँसी के रूप में करते हैं। परिवार के लोग एक-दूसरे से बात करने के बजाय स्क्रीन में खो जाते हैं; झगड़ा घटता है, पर आत्मीयता और संवाद भी घटते हैं। व्यंग्य तकनीक की लत को घरेलू समाधान मानने और रिश्तों की वास्तविक समस्या से बचने पर है।</w:t>
+      </w:r>
+    </w:p>
+    <w:p>
+      <w:pPr>
         <w:jc w:val="center"/>
         <w:rPr>
           <w:rFonts w:cstheme="minorBidi"/>
@@ -116,6 +144,90 @@
     </w:p>
     <w:p>
       <w:pPr>
+        <w:spacing w:after="0"/>
+        <w:jc w:val="both"/>
+      </w:pPr>
+      <w:r>
+        <w:rPr>
+          <w:rFonts w:ascii="Mangal" w:hAnsi="Mangal" w:cs="Mangal" w:eastAsia="Mangal"/>
+          <w:b/>
+          <w:sz w:val="24"/>
+        </w:rPr>
+        <w:t>पंक्तियों की व्यंग्यात्मकता को विस्तृत रूप में स्पष्ट कीजिए</w:t>
+      </w:r>
+    </w:p>
+    <w:p>
+      <w:pPr>
+        <w:spacing w:after="0"/>
+        <w:jc w:val="both"/>
+      </w:pPr>
+      <w:r>
+        <w:rPr>
+          <w:rFonts w:ascii="Mangal" w:hAnsi="Mangal" w:cs="Mangal" w:eastAsia="Mangal"/>
+          <w:b w:val="0"/>
+          <w:sz w:val="24"/>
+        </w:rPr>
+        <w:t>पूजा-पाठ और गणेश-पूजन से शांति आने की पुरानी धारणा को मोबाइल से शांति आने के दावे से बदलना विडंबनापूर्ण है। आगे का प्रसंग बताता है कि सदस्य फोन में व्यस्त होकर एक-दूसरे से बोलना-सुनना छोड़ देते हैं; घर की चुप्पी को लेखक हास्यपूर्वक “शांति” कहता है।</w:t>
+      </w:r>
+    </w:p>
+    <w:p>
+      <w:pPr>
+        <w:spacing w:after="0"/>
+        <w:jc w:val="both"/>
+      </w:pPr>
+      <w:r>
+        <w:rPr>
+          <w:rFonts w:ascii="Mangal" w:hAnsi="Mangal" w:cs="Mangal" w:eastAsia="Mangal"/>
+          <w:b/>
+          <w:sz w:val="24"/>
+        </w:rPr>
+        <w:t>इसमें मुख्य व्यंग्य कौन-सा है?</w:t>
+      </w:r>
+    </w:p>
+    <w:p>
+      <w:pPr>
+        <w:spacing w:after="0"/>
+        <w:jc w:val="both"/>
+      </w:pPr>
+      <w:r>
+        <w:rPr>
+          <w:rFonts w:ascii="Mangal" w:hAnsi="Mangal" w:cs="Mangal" w:eastAsia="Mangal"/>
+          <w:b w:val="0"/>
+          <w:sz w:val="24"/>
+        </w:rPr>
+        <w:t>मुख्य व्यंग्य मोबाइल-आसक्ति को पारिवारिक कलह का समाधान मानने पर है। झगड़ा इसलिए कम दिखता है कि संवाद और अपनापन ही समाप्त हो रहा है।</w:t>
+      </w:r>
+    </w:p>
+    <w:p>
+      <w:pPr>
+        <w:spacing w:after="0"/>
+        <w:jc w:val="both"/>
+      </w:pPr>
+      <w:r>
+        <w:rPr>
+          <w:rFonts w:ascii="Mangal" w:hAnsi="Mangal" w:cs="Mangal" w:eastAsia="Mangal"/>
+          <w:b/>
+          <w:sz w:val="24"/>
+        </w:rPr>
+        <w:t>लेखक क्या परिवर्तन चाहते हैं?</w:t>
+      </w:r>
+    </w:p>
+    <w:p>
+      <w:pPr>
+        <w:spacing w:after="0"/>
+        <w:jc w:val="both"/>
+      </w:pPr>
+      <w:r>
+        <w:rPr>
+          <w:rFonts w:ascii="Mangal" w:hAnsi="Mangal" w:cs="Mangal" w:eastAsia="Mangal"/>
+          <w:b w:val="0"/>
+          <w:sz w:val="24"/>
+        </w:rPr>
+        <w:t>लेखक चाहते हैं कि परिवार तकनीक का संतुलित उपयोग करे और शांति संवाद, समय तथा आपसी समझ से आए। मोबाइल को रिश्तों और भोजन जैसी मूल जरूरतों का विकल्प न बनाया जाए।</w:t>
+      </w:r>
+    </w:p>
+    <w:p>
+      <w:pPr>
         <w:jc w:val="center"/>
         <w:rPr>
           <w:rFonts w:ascii="Arial" w:hAnsi="Arial" w:cs="Mangal"/>
@@ -167,6 +279,90 @@
           <w:cs/>
         </w:rPr>
         <w:t>पृ.क्र.४१)</w:t>
+      </w:r>
+    </w:p>
+    <w:p>
+      <w:pPr>
+        <w:spacing w:after="0"/>
+        <w:jc w:val="both"/>
+      </w:pPr>
+      <w:r>
+        <w:rPr>
+          <w:rFonts w:ascii="Mangal" w:hAnsi="Mangal" w:cs="Mangal" w:eastAsia="Mangal"/>
+          <w:b/>
+          <w:sz w:val="24"/>
+        </w:rPr>
+        <w:t>पंक्तियों की व्यंग्यात्मकता को विस्तृत रूप में स्पष्ट कीजिए</w:t>
+      </w:r>
+    </w:p>
+    <w:p>
+      <w:pPr>
+        <w:spacing w:after="0"/>
+        <w:jc w:val="both"/>
+      </w:pPr>
+      <w:r>
+        <w:rPr>
+          <w:rFonts w:ascii="Mangal" w:hAnsi="Mangal" w:cs="Mangal" w:eastAsia="Mangal"/>
+          <w:b w:val="0"/>
+          <w:sz w:val="24"/>
+        </w:rPr>
+        <w:t>“पाकेट चंगा तो मोबाइल में गंगा” कहावत की तर्ज पर लेखक मोबाइल को शांति का सर्व-उपाय बताने का मज़ाक करते हैं। शांति के नाम पर फोन और डेटा खरीदने की सलाह वस्तु-उपभोग को आध्यात्मिक समाधान बना देती है; प्रश्न “और चाहिए भी क्या?” इसी अतिशयोक्ति को पूरा करता है।</w:t>
+      </w:r>
+    </w:p>
+    <w:p>
+      <w:pPr>
+        <w:spacing w:after="0"/>
+        <w:jc w:val="both"/>
+      </w:pPr>
+      <w:r>
+        <w:rPr>
+          <w:rFonts w:ascii="Mangal" w:hAnsi="Mangal" w:cs="Mangal" w:eastAsia="Mangal"/>
+          <w:b/>
+          <w:sz w:val="24"/>
+        </w:rPr>
+        <w:t>इसमें मुख्य व्यंग्य कौन-सा है?</w:t>
+      </w:r>
+    </w:p>
+    <w:p>
+      <w:pPr>
+        <w:spacing w:after="0"/>
+        <w:jc w:val="both"/>
+      </w:pPr>
+      <w:r>
+        <w:rPr>
+          <w:rFonts w:ascii="Mangal" w:hAnsi="Mangal" w:cs="Mangal" w:eastAsia="Mangal"/>
+          <w:b w:val="0"/>
+          <w:sz w:val="24"/>
+        </w:rPr>
+        <w:t>मुख्य व्यंग्य बाजार और मोबाइल-लत की उस सोच पर है जो हर मानवीय समस्या का हल नया उपकरण खरीदना बताती है। घर की शांति को फोन की उपलब्धता और खर्च से जोड़ना विरोधाभासी है।</w:t>
+      </w:r>
+    </w:p>
+    <w:p>
+      <w:pPr>
+        <w:spacing w:after="0"/>
+        <w:jc w:val="both"/>
+      </w:pPr>
+      <w:r>
+        <w:rPr>
+          <w:rFonts w:ascii="Mangal" w:hAnsi="Mangal" w:cs="Mangal" w:eastAsia="Mangal"/>
+          <w:b/>
+          <w:sz w:val="24"/>
+        </w:rPr>
+        <w:t>लेखक क्या परिवर्तन चाहते हैं?</w:t>
+      </w:r>
+    </w:p>
+    <w:p>
+      <w:pPr>
+        <w:spacing w:after="0"/>
+        <w:jc w:val="both"/>
+      </w:pPr>
+      <w:r>
+        <w:rPr>
+          <w:rFonts w:ascii="Mangal" w:hAnsi="Mangal" w:cs="Mangal" w:eastAsia="Mangal"/>
+          <w:b w:val="0"/>
+          <w:sz w:val="24"/>
+        </w:rPr>
+        <w:t>लेखक चाहते हैं कि परिवार शांति को खरीदारी से नहीं, संवाद और सहभागिता से बनाए। तकनीक का उपयोग जरूरत भर हो और आर्थिक दबाव को घरेलू सुख का अनिवार्य मूल्य न माना जाए।</w:t>
       </w:r>
     </w:p>
     <w:sectPr>
